--- a/docs/exports/01-PROJECT-OVERVIEW.docx
+++ b/docs/exports/01-PROJECT-OVERVIEW.docx
@@ -1154,7 +1154,7 @@
           <w:b/>
           <w:bCs/>
         </w:rPr>
-        <w:t xml:space="preserve">17</w:t>
+        <w:t xml:space="preserve">21</w:t>
       </w:r>
       <w:r>
         <w:t xml:space="preserve">).</w:t>
@@ -1373,6 +1373,65 @@
       </w:r>
       <w:r>
         <w:t xml:space="preserve">layout switching (US, UK, DE, FR, ES, IT, Dvorak).</w:t>
+      </w:r>
+    </w:p>
+    <w:p>
+      <w:pPr>
+        <w:pStyle w:val="Compact"/>
+        <w:numPr>
+          <w:ilvl w:val="0"/>
+          <w:numId w:val="1001"/>
+        </w:numPr>
+      </w:pPr>
+      <w:r>
+        <w:rPr>
+          <w:b/>
+          <w:bCs/>
+        </w:rPr>
+        <w:t xml:space="preserve">Networking (WLAN).</w:t>
+      </w:r>
+      <w:r>
+        <w:t xml:space="preserve"> </w:t>
+      </w:r>
+      <w:r>
+        <w:t xml:space="preserve">TCP/IP stack + on-board Wi-Fi (BCM4343 /</w:t>
+      </w:r>
+      <w:r>
+        <w:t xml:space="preserve"> </w:t>
+      </w:r>
+      <w:r>
+        <w:rPr>
+          <w:rStyle w:val="VerbatimChar"/>
+        </w:rPr>
+        <w:t xml:space="preserve">wpa_supplicant</w:t>
+      </w:r>
+      <w:r>
+        <w:t xml:space="preserve">)</w:t>
+      </w:r>
+      <w:r>
+        <w:t xml:space="preserve"> </w:t>
+      </w:r>
+      <w:r>
+        <w:t xml:space="preserve">brought up on the primary core, TCP sockets exposed to apps through the ABI, an</w:t>
+      </w:r>
+      <w:r>
+        <w:t xml:space="preserve"> </w:t>
+      </w:r>
+      <w:r>
+        <w:rPr>
+          <w:b/>
+          <w:bCs/>
+        </w:rPr>
+        <w:t xml:space="preserve">IRC client</w:t>
+      </w:r>
+      <w:r>
+        <w:t xml:space="preserve">, and NTP clock synchronisation. (A dedicated network core is a</w:t>
+      </w:r>
+      <w:r>
+        <w:t xml:space="preserve"> </w:t>
+      </w:r>
+      <w:r>
+        <w:t xml:space="preserve">planned next step.)</w:t>
       </w:r>
     </w:p>
     <w:bookmarkEnd w:id="25"/>
@@ -2946,6 +3005,39 @@
       </w:r>
       <w:r>
         <w:t xml:space="preserve">theme editor (ABI v16).</w:t>
+      </w:r>
+    </w:p>
+    <w:p>
+      <w:pPr>
+        <w:pStyle w:val="Compact"/>
+        <w:numPr>
+          <w:ilvl w:val="0"/>
+          <w:numId w:val="1004"/>
+        </w:numPr>
+      </w:pPr>
+      <w:r>
+        <w:t xml:space="preserve">Networking: WLAN bring-up + TCP/IP on the primary core, TCP socket calls</w:t>
+      </w:r>
+      <w:r>
+        <w:t xml:space="preserve"> </w:t>
+      </w:r>
+      <w:r>
+        <w:t xml:space="preserve">(ABI v21), an IRC client, a</w:t>
+      </w:r>
+      <w:r>
+        <w:t xml:space="preserve"> </w:t>
+      </w:r>
+      <w:r>
+        <w:rPr>
+          <w:rStyle w:val="VerbatimChar"/>
+        </w:rPr>
+        <w:t xml:space="preserve">/bin/net</w:t>
+      </w:r>
+      <w:r>
+        <w:t xml:space="preserve"> </w:t>
+      </w:r>
+      <w:r>
+        <w:t xml:space="preserve">tool, and NTP clock sync.</w:t>
       </w:r>
     </w:p>
     <w:bookmarkEnd w:id="34"/>

--- a/docs/exports/01-PROJECT-OVERVIEW.docx
+++ b/docs/exports/01-PROJECT-OVERVIEW.docx
@@ -16,118 +16,6 @@
       </w:pPr>
       <w:r>
         <w:t xml:space="preserve">Onyx · multi-process OS on Raspberry Pi 4</w:t>
-      </w:r>
-    </w:p>
-    <w:p>
-      <w:pPr>
-        <w:pStyle w:val="BlockText"/>
-      </w:pPr>
-      <w:r>
-        <w:rPr>
-          <w:b/>
-          <w:bCs/>
-        </w:rPr>
-        <w:t xml:space="preserve">A note on the name.</w:t>
-      </w:r>
-      <w:r>
-        <w:t xml:space="preserve"> </w:t>
-      </w:r>
-      <w:r>
-        <w:rPr>
-          <w:b/>
-          <w:bCs/>
-        </w:rPr>
-        <w:t xml:space="preserve">Onyx</w:t>
-      </w:r>
-      <w:r>
-        <w:t xml:space="preserve"> </w:t>
-      </w:r>
-      <w:r>
-        <w:t xml:space="preserve">is the name of the OS, its kernel, and its GUI.</w:t>
-      </w:r>
-      <w:r>
-        <w:t xml:space="preserve"> </w:t>
-      </w:r>
-      <w:r>
-        <w:t xml:space="preserve">The repository folder is historically named</w:t>
-      </w:r>
-      <w:r>
-        <w:t xml:space="preserve"> </w:t>
-      </w:r>
-      <w:r>
-        <w:rPr>
-          <w:rStyle w:val="VerbatimChar"/>
-        </w:rPr>
-        <w:t xml:space="preserve">Zircon/</w:t>
-      </w:r>
-      <w:r>
-        <w:t xml:space="preserve"> </w:t>
-      </w:r>
-      <w:r>
-        <w:t xml:space="preserve">(a legacy name; unrelated to</w:t>
-      </w:r>
-      <w:r>
-        <w:t xml:space="preserve"> </w:t>
-      </w:r>
-      <w:r>
-        <w:t xml:space="preserve">Google/Fuchsia's</w:t>
-      </w:r>
-      <w:r>
-        <w:t xml:space="preserve"> </w:t>
-      </w:r>
-      <w:r>
-        <w:rPr>
-          <w:i/>
-          <w:iCs/>
-        </w:rPr>
-        <w:t xml:space="preserve">Zircon</w:t>
-      </w:r>
-      <w:r>
-        <w:t xml:space="preserve"> </w:t>
-      </w:r>
-      <w:r>
-        <w:t xml:space="preserve">microkernel or to</w:t>
-      </w:r>
-      <w:r>
-        <w:t xml:space="preserve"> </w:t>
-      </w:r>
-      <w:r>
-        <w:rPr>
-          <w:i/>
-          <w:iCs/>
-        </w:rPr>
-        <w:t xml:space="preserve">LK</w:t>
-      </w:r>
-      <w:r>
-        <w:t xml:space="preserve">). Onyx is a homemade operating system,</w:t>
-      </w:r>
-      <w:r>
-        <w:t xml:space="preserve"> </w:t>
-      </w:r>
-      <w:r>
-        <w:t xml:space="preserve">written from scratch, that builds on the</w:t>
-      </w:r>
-      <w:r>
-        <w:t xml:space="preserve"> </w:t>
-      </w:r>
-      <w:r>
-        <w:rPr>
-          <w:b/>
-          <w:bCs/>
-        </w:rPr>
-        <w:t xml:space="preserve">Circle</w:t>
-      </w:r>
-      <w:r>
-        <w:t xml:space="preserve"> </w:t>
-      </w:r>
-      <w:r>
-        <w:t xml:space="preserve">bare-metal framework as its</w:t>
-      </w:r>
-      <w:r>
-        <w:t xml:space="preserve"> </w:t>
-      </w:r>
-      <w:r>
-        <w:t xml:space="preserve">hardware abstraction layer.</w:t>
       </w:r>
     </w:p>
     <w:bookmarkStart w:id="22" w:name="X14dbb8d34989bbb6ce0a693749d87edcb6cab80"/>
@@ -316,7 +204,7 @@
           <wp:inline>
             <wp:extent cx="5334000" cy="4000500"/>
             <wp:effectExtent b="0" l="0" r="0" t="0"/>
-            <wp:docPr descr="Onyx's Onyx desktop" title="" id="20" name="Picture"/>
+            <wp:docPr descr="The Onyx desktop" title="" id="20" name="Picture"/>
             <a:graphic>
               <a:graphicData uri="http://schemas.openxmlformats.org/drawingml/2006/picture">
                 <pic:pic>
